--- a/Manuscript/Manuscript_Supplement IL14.docx
+++ b/Manuscript/Manuscript_Supplement IL14.docx
@@ -6012,7 +6012,37 @@
           <w:szCs w:val="24"/>
           <w:lang w:val="en-US"/>
         </w:rPr>
-        <w:t xml:space="preserve">: the case of standing variation. </w:t>
+        <w:t>.</w:t>
+      </w:r>
+      <w:r>
+        <w:rPr>
+          <w:rFonts w:ascii="Times New Roman" w:eastAsia="Times New Roman" w:hAnsi="Times New Roman" w:cs="Times New Roman"/>
+          <w:b/>
+          <w:sz w:val="24"/>
+          <w:szCs w:val="24"/>
+          <w:lang w:val="en-US"/>
+        </w:rPr>
+        <w:t xml:space="preserve"> </w:t>
+      </w:r>
+      <w:r>
+        <w:rPr>
+          <w:rFonts w:ascii="Times New Roman" w:eastAsia="Times New Roman" w:hAnsi="Times New Roman" w:cs="Times New Roman"/>
+          <w:b/>
+          <w:sz w:val="24"/>
+          <w:szCs w:val="24"/>
+          <w:lang w:val="en-US"/>
+        </w:rPr>
+        <w:t>T</w:t>
+      </w:r>
+      <w:r>
+        <w:rPr>
+          <w:rFonts w:ascii="Times New Roman" w:eastAsia="Times New Roman" w:hAnsi="Times New Roman" w:cs="Times New Roman"/>
+          <w:b/>
+          <w:sz w:val="24"/>
+          <w:szCs w:val="24"/>
+          <w:lang w:val="en-US"/>
+        </w:rPr>
+        <w:t xml:space="preserve">he case of standing variation. </w:t>
       </w:r>
       <w:r>
         <w:rPr>
@@ -6946,7 +6976,7 @@
           <w:sz w:val="24"/>
           <w:szCs w:val="24"/>
         </w:rPr>
-        <w:t xml:space="preserve"> 2:</w:t>
+        <w:t xml:space="preserve"> 2</w:t>
       </w:r>
       <w:r>
         <w:rPr>
@@ -6955,6 +6985,15 @@
           <w:sz w:val="24"/>
           <w:szCs w:val="24"/>
         </w:rPr>
+        <w:t>.</w:t>
+      </w:r>
+      <w:r>
+        <w:rPr>
+          <w:rFonts w:ascii="Times New Roman" w:eastAsia="Times New Roman" w:hAnsi="Times New Roman" w:cs="Times New Roman"/>
+          <w:b/>
+          <w:sz w:val="24"/>
+          <w:szCs w:val="24"/>
+        </w:rPr>
         <w:t xml:space="preserve"> </w:t>
       </w:r>
       <w:r>
@@ -6964,7 +7003,7 @@
           <w:sz w:val="24"/>
           <w:szCs w:val="24"/>
         </w:rPr>
-        <w:t>initial</w:t>
+        <w:t>I</w:t>
       </w:r>
       <w:r>
         <w:rPr>
@@ -6973,6 +7012,15 @@
           <w:sz w:val="24"/>
           <w:szCs w:val="24"/>
         </w:rPr>
+        <w:t>nitial</w:t>
+      </w:r>
+      <w:r>
+        <w:rPr>
+          <w:rFonts w:ascii="Times New Roman" w:eastAsia="Times New Roman" w:hAnsi="Times New Roman" w:cs="Times New Roman"/>
+          <w:b/>
+          <w:sz w:val="24"/>
+          <w:szCs w:val="24"/>
+        </w:rPr>
         <w:t>ly</w:t>
       </w:r>
       <w:r>
@@ -6982,7 +7030,7 @@
           <w:sz w:val="24"/>
           <w:szCs w:val="24"/>
         </w:rPr>
-        <w:t xml:space="preserve"> </w:t>
+        <w:t>-</w:t>
       </w:r>
       <w:r>
         <w:rPr>
@@ -7000,7 +7048,34 @@
           <w:sz w:val="24"/>
           <w:szCs w:val="24"/>
         </w:rPr>
-        <w:t xml:space="preserve"> with fitness valley</w:t>
+        <w:t>s</w:t>
+      </w:r>
+      <w:r>
+        <w:rPr>
+          <w:rFonts w:ascii="Times New Roman" w:eastAsia="Times New Roman" w:hAnsi="Times New Roman" w:cs="Times New Roman"/>
+          <w:b/>
+          <w:sz w:val="24"/>
+          <w:szCs w:val="24"/>
+        </w:rPr>
+        <w:t xml:space="preserve"> with</w:t>
+      </w:r>
+      <w:r>
+        <w:rPr>
+          <w:rFonts w:ascii="Times New Roman" w:eastAsia="Times New Roman" w:hAnsi="Times New Roman" w:cs="Times New Roman"/>
+          <w:b/>
+          <w:sz w:val="24"/>
+          <w:szCs w:val="24"/>
+        </w:rPr>
+        <w:t xml:space="preserve"> a</w:t>
+      </w:r>
+      <w:r>
+        <w:rPr>
+          <w:rFonts w:ascii="Times New Roman" w:eastAsia="Times New Roman" w:hAnsi="Times New Roman" w:cs="Times New Roman"/>
+          <w:b/>
+          <w:sz w:val="24"/>
+          <w:szCs w:val="24"/>
+        </w:rPr>
+        <w:t xml:space="preserve"> fitness valley</w:t>
       </w:r>
       <w:r>
         <w:rPr>
@@ -7846,6 +7921,15 @@
           <w:szCs w:val="24"/>
           <w:lang w:val="en-US"/>
         </w:rPr>
+        <w:t xml:space="preserve">the </w:t>
+      </w:r>
+      <w:r>
+        <w:rPr>
+          <w:rFonts w:ascii="Times New Roman" w:hAnsi="Times New Roman" w:cs="Times New Roman"/>
+          <w:sz w:val="24"/>
+          <w:szCs w:val="24"/>
+          <w:lang w:val="en-US"/>
+        </w:rPr>
         <w:t>population is monomorphous. T</w:t>
       </w:r>
       <w:r>
@@ -7918,7 +8002,25 @@
           <w:szCs w:val="24"/>
           <w:lang w:val="en-US"/>
         </w:rPr>
-        <w:t>, which are assumed to take 10% of loci</w:t>
+        <w:t xml:space="preserve">, which are assumed to take </w:t>
+      </w:r>
+      <w:r>
+        <w:rPr>
+          <w:rFonts w:ascii="Times New Roman" w:hAnsi="Times New Roman" w:cs="Times New Roman"/>
+          <w:sz w:val="24"/>
+          <w:szCs w:val="24"/>
+          <w:lang w:val="en-US"/>
+        </w:rPr>
+        <w:t xml:space="preserve">a </w:t>
+      </w:r>
+      <w:r>
+        <w:rPr>
+          <w:rFonts w:ascii="Times New Roman" w:hAnsi="Times New Roman" w:cs="Times New Roman"/>
+          <w:sz w:val="24"/>
+          <w:szCs w:val="24"/>
+          <w:lang w:val="en-US"/>
+        </w:rPr>
+        <w:t>10% of loci</w:t>
       </w:r>
       <w:r>
         <w:rPr>
